--- a/epreuves/2026-2027/DGCAST_Sequence_1/DGCAST_F2_Geography_Seq1_2026-2027.docx
+++ b/epreuves/2026-2027/DGCAST_Sequence_1/DGCAST_F2_Geography_Seq1_2026-2027.docx
@@ -262,7 +262,7 @@
                 <wp:inline distT="0" distB="0" distL="0" distR="0">
                   <wp:extent cx="1428750" cy="1104900"/>
                   <wp:effectExtent t="0" r="0" b="0" l="0"/>
-                  <wp:docPr id="6" name="" descr="" title=""/>
+                  <wp:docPr id="7" name="" descr="" title=""/>
                   <wp:cNvGraphicFramePr>
                     <a:graphicFrameLocks xmlns:a="http://schemas.openxmlformats.org/drawingml/2006/main" noChangeAspect="1"/>
                   </wp:cNvGraphicFramePr>
@@ -1594,7 +1594,7 @@
                 <w:sz w:val="22"/>
                 <w:szCs w:val="22"/>
               </w:rPr>
-              <w:t xml:space="preserve">6. The birth rate is expressed:</w:t>
+              <w:t xml:space="preserve">6. Which of these areas is sparsely populated?</w:t>
             </w:r>
           </w:p>
           <w:p>
@@ -1608,7 +1608,7 @@
                 <w:sz w:val="22"/>
                 <w:szCs w:val="22"/>
               </w:rPr>
-              <w:t xml:space="preserve">A.  In per cent (%)</w:t>
+              <w:t xml:space="preserve">A.  West Africa</w:t>
             </w:r>
           </w:p>
           <w:p>
@@ -1622,7 +1622,7 @@
                 <w:sz w:val="22"/>
                 <w:szCs w:val="22"/>
               </w:rPr>
-              <w:t xml:space="preserve">B.  Per thousand (‰)</w:t>
+              <w:t xml:space="preserve">B.  East Asia</w:t>
             </w:r>
           </w:p>
           <w:p>
@@ -1636,7 +1636,7 @@
                 <w:sz w:val="22"/>
                 <w:szCs w:val="22"/>
               </w:rPr>
-              <w:t xml:space="preserve">C.  In km²</w:t>
+              <w:t xml:space="preserve">C.  The Sahara Desert</w:t>
             </w:r>
           </w:p>
           <w:p>
@@ -1650,7 +1650,7 @@
                 <w:sz w:val="22"/>
                 <w:szCs w:val="22"/>
               </w:rPr>
-              <w:t xml:space="preserve">D.  In years</w:t>
+              <w:t xml:space="preserve">D.  Western Europe</w:t>
             </w:r>
           </w:p>
         </w:tc>
@@ -1688,7 +1688,7 @@
                 <w:sz w:val="22"/>
                 <w:szCs w:val="22"/>
               </w:rPr>
-              <w:t xml:space="preserve">2. Natural population growth is the difference between:</w:t>
+              <w:t xml:space="preserve">2. Which of the following is a factor of rapid population growth?</w:t>
             </w:r>
           </w:p>
           <w:p>
@@ -1702,7 +1702,7 @@
                 <w:sz w:val="22"/>
                 <w:szCs w:val="22"/>
               </w:rPr>
-              <w:t xml:space="preserve">A.  Births and deaths</w:t>
+              <w:t xml:space="preserve">A.  A falling death rate</w:t>
             </w:r>
           </w:p>
           <w:p>
@@ -1716,7 +1716,7 @@
                 <w:sz w:val="22"/>
                 <w:szCs w:val="22"/>
               </w:rPr>
-              <w:t xml:space="preserve">B.  Immigrants and emigrants</w:t>
+              <w:t xml:space="preserve">B.  Wars</w:t>
             </w:r>
           </w:p>
           <w:p>
@@ -1730,7 +1730,7 @@
                 <w:sz w:val="22"/>
                 <w:szCs w:val="22"/>
               </w:rPr>
-              <w:t xml:space="preserve">C.  Towns and villages</w:t>
+              <w:t xml:space="preserve">C.  Famine</w:t>
             </w:r>
           </w:p>
           <w:p>
@@ -1744,7 +1744,7 @@
                 <w:sz w:val="22"/>
                 <w:szCs w:val="22"/>
               </w:rPr>
-              <w:t xml:space="preserve">D.  Men and women</w:t>
+              <w:t xml:space="preserve">D.  Epidemics</w:t>
             </w:r>
           </w:p>
         </w:tc>
@@ -1777,7 +1777,7 @@
                 <w:sz w:val="22"/>
                 <w:szCs w:val="22"/>
               </w:rPr>
-              <w:t xml:space="preserve">7. Population density is calculated as:</w:t>
+              <w:t xml:space="preserve">7. Which region of Cameroon has the lowest population density?</w:t>
             </w:r>
           </w:p>
           <w:p>
@@ -1791,7 +1791,7 @@
                 <w:sz w:val="22"/>
                 <w:szCs w:val="22"/>
               </w:rPr>
-              <w:t xml:space="preserve">A.  Area ÷ population</w:t>
+              <w:t xml:space="preserve">A.  The Littoral</w:t>
             </w:r>
           </w:p>
           <w:p>
@@ -1805,7 +1805,7 @@
                 <w:sz w:val="22"/>
                 <w:szCs w:val="22"/>
               </w:rPr>
-              <w:t xml:space="preserve">B.  Population ÷ area</w:t>
+              <w:t xml:space="preserve">B.  The West</w:t>
             </w:r>
           </w:p>
           <w:p>
@@ -1819,7 +1819,7 @@
                 <w:sz w:val="22"/>
                 <w:szCs w:val="22"/>
               </w:rPr>
-              <w:t xml:space="preserve">C.  Births ÷ deaths</w:t>
+              <w:t xml:space="preserve">C.  The Far North</w:t>
             </w:r>
           </w:p>
           <w:p>
@@ -1833,7 +1833,7 @@
                 <w:sz w:val="22"/>
                 <w:szCs w:val="22"/>
               </w:rPr>
-              <w:t xml:space="preserve">D.  Population × area</w:t>
+              <w:t xml:space="preserve">D.  The East</w:t>
             </w:r>
           </w:p>
         </w:tc>
@@ -1871,7 +1871,7 @@
                 <w:sz w:val="22"/>
                 <w:szCs w:val="22"/>
               </w:rPr>
-              <w:t xml:space="preserve">3. Until about 1800, the world population was below:</w:t>
+              <w:t xml:space="preserve">3. The birth rate is expressed:</w:t>
             </w:r>
           </w:p>
           <w:p>
@@ -1885,7 +1885,7 @@
                 <w:sz w:val="22"/>
                 <w:szCs w:val="22"/>
               </w:rPr>
-              <w:t xml:space="preserve">A.  1 billion</w:t>
+              <w:t xml:space="preserve">A.  In per cent (%)</w:t>
             </w:r>
           </w:p>
           <w:p>
@@ -1899,7 +1899,7 @@
                 <w:sz w:val="22"/>
                 <w:szCs w:val="22"/>
               </w:rPr>
-              <w:t xml:space="preserve">B.  3 billion</w:t>
+              <w:t xml:space="preserve">B.  Per thousand (‰)</w:t>
             </w:r>
           </w:p>
           <w:p>
@@ -1913,7 +1913,7 @@
                 <w:sz w:val="22"/>
                 <w:szCs w:val="22"/>
               </w:rPr>
-              <w:t xml:space="preserve">C.  5 billion</w:t>
+              <w:t xml:space="preserve">C.  In km²</w:t>
             </w:r>
           </w:p>
           <w:p>
@@ -1927,7 +1927,7 @@
                 <w:sz w:val="22"/>
                 <w:szCs w:val="22"/>
               </w:rPr>
-              <w:t xml:space="preserve">D.  8 billion</w:t>
+              <w:t xml:space="preserve">D.  In years</w:t>
             </w:r>
           </w:p>
         </w:tc>
@@ -1960,7 +1960,7 @@
                 <w:sz w:val="22"/>
                 <w:szCs w:val="22"/>
               </w:rPr>
-              <w:t xml:space="preserve">8. Which of these areas is sparsely populated?</w:t>
+              <w:t xml:space="preserve">8. People settle near rivers, lakes and coasts mainly because of:</w:t>
             </w:r>
           </w:p>
           <w:p>
@@ -1974,7 +1974,7 @@
                 <w:sz w:val="22"/>
                 <w:szCs w:val="22"/>
               </w:rPr>
-              <w:t xml:space="preserve">A.  West Africa</w:t>
+              <w:t xml:space="preserve">A.  Water</w:t>
             </w:r>
           </w:p>
           <w:p>
@@ -1988,7 +1988,7 @@
                 <w:sz w:val="22"/>
                 <w:szCs w:val="22"/>
               </w:rPr>
-              <w:t xml:space="preserve">B.  East Asia</w:t>
+              <w:t xml:space="preserve">B.  Snow</w:t>
             </w:r>
           </w:p>
           <w:p>
@@ -2002,7 +2002,7 @@
                 <w:sz w:val="22"/>
                 <w:szCs w:val="22"/>
               </w:rPr>
-              <w:t xml:space="preserve">C.  The Sahara Desert</w:t>
+              <w:t xml:space="preserve">C.  Mountains</w:t>
             </w:r>
           </w:p>
           <w:p>
@@ -2016,7 +2016,7 @@
                 <w:sz w:val="22"/>
                 <w:szCs w:val="22"/>
               </w:rPr>
-              <w:t xml:space="preserve">D.  Western Europe</w:t>
+              <w:t xml:space="preserve">D.  Deserts</w:t>
             </w:r>
           </w:p>
         </w:tc>
@@ -2054,7 +2054,7 @@
                 <w:sz w:val="22"/>
                 <w:szCs w:val="22"/>
               </w:rPr>
-              <w:t xml:space="preserve">4. The world population passed 8 billion in:</w:t>
+              <w:t xml:space="preserve">4. The natural growth rate is calculated as:</w:t>
             </w:r>
           </w:p>
           <w:p>
@@ -2068,7 +2068,7 @@
                 <w:sz w:val="22"/>
                 <w:szCs w:val="22"/>
               </w:rPr>
-              <w:t xml:space="preserve">A.  1950</w:t>
+              <w:t xml:space="preserve">A.  (birth rate + death rate) ÷ 10</w:t>
             </w:r>
           </w:p>
           <w:p>
@@ -2082,7 +2082,7 @@
                 <w:sz w:val="22"/>
                 <w:szCs w:val="22"/>
               </w:rPr>
-              <w:t xml:space="preserve">B.  1999</w:t>
+              <w:t xml:space="preserve">B.  (birth rate − death rate) ÷ 10</w:t>
             </w:r>
           </w:p>
           <w:p>
@@ -2096,7 +2096,7 @@
                 <w:sz w:val="22"/>
                 <w:szCs w:val="22"/>
               </w:rPr>
-              <w:t xml:space="preserve">C.  2011</w:t>
+              <w:t xml:space="preserve">C.  birth rate × death rate</w:t>
             </w:r>
           </w:p>
           <w:p>
@@ -2110,7 +2110,7 @@
                 <w:sz w:val="22"/>
                 <w:szCs w:val="22"/>
               </w:rPr>
-              <w:t xml:space="preserve">D.  2022</w:t>
+              <w:t xml:space="preserve">D.  population ÷ area</w:t>
             </w:r>
           </w:p>
         </w:tc>
@@ -2143,7 +2143,7 @@
                 <w:sz w:val="22"/>
                 <w:szCs w:val="22"/>
               </w:rPr>
-              <w:t xml:space="preserve">9. Which region of Cameroon has the lowest population density?</w:t>
+              <w:t xml:space="preserve">9. The equatorial zone lies between about:</w:t>
             </w:r>
           </w:p>
           <w:p>
@@ -2157,7 +2157,7 @@
                 <w:sz w:val="22"/>
                 <w:szCs w:val="22"/>
               </w:rPr>
-              <w:t xml:space="preserve">A.  The Littoral</w:t>
+              <w:t xml:space="preserve">A.  5° N and 5° S</w:t>
             </w:r>
           </w:p>
           <w:p>
@@ -2171,7 +2171,7 @@
                 <w:sz w:val="22"/>
                 <w:szCs w:val="22"/>
               </w:rPr>
-              <w:t xml:space="preserve">B.  The West</w:t>
+              <w:t xml:space="preserve">B.  10° N and 20° N</w:t>
             </w:r>
           </w:p>
           <w:p>
@@ -2185,7 +2185,7 @@
                 <w:sz w:val="22"/>
                 <w:szCs w:val="22"/>
               </w:rPr>
-              <w:t xml:space="preserve">C.  The Far North</w:t>
+              <w:t xml:space="preserve">C.  23½° N and 40° N</w:t>
             </w:r>
           </w:p>
           <w:p>
@@ -2199,7 +2199,7 @@
                 <w:sz w:val="22"/>
                 <w:szCs w:val="22"/>
               </w:rPr>
-              <w:t xml:space="preserve">D.  The East</w:t>
+              <w:t xml:space="preserve">D.  60° N and 90° N</w:t>
             </w:r>
           </w:p>
         </w:tc>
@@ -2237,7 +2237,7 @@
                 <w:sz w:val="22"/>
                 <w:szCs w:val="22"/>
               </w:rPr>
-              <w:t xml:space="preserve">5. Which of the following is a factor of rapid population growth?</w:t>
+              <w:t xml:space="preserve">5. Population density is calculated as:</w:t>
             </w:r>
           </w:p>
           <w:p>
@@ -2251,7 +2251,7 @@
                 <w:sz w:val="22"/>
                 <w:szCs w:val="22"/>
               </w:rPr>
-              <w:t xml:space="preserve">A.  A falling death rate</w:t>
+              <w:t xml:space="preserve">A.  Area ÷ population</w:t>
             </w:r>
           </w:p>
           <w:p>
@@ -2265,7 +2265,7 @@
                 <w:sz w:val="22"/>
                 <w:szCs w:val="22"/>
               </w:rPr>
-              <w:t xml:space="preserve">B.  Wars</w:t>
+              <w:t xml:space="preserve">B.  Population ÷ area</w:t>
             </w:r>
           </w:p>
           <w:p>
@@ -2279,7 +2279,7 @@
                 <w:sz w:val="22"/>
                 <w:szCs w:val="22"/>
               </w:rPr>
-              <w:t xml:space="preserve">C.  Famine</w:t>
+              <w:t xml:space="preserve">C.  Births ÷ deaths</w:t>
             </w:r>
           </w:p>
           <w:p>
@@ -2293,7 +2293,7 @@
                 <w:sz w:val="22"/>
                 <w:szCs w:val="22"/>
               </w:rPr>
-              <w:t xml:space="preserve">D.  Epidemics</w:t>
+              <w:t xml:space="preserve">D.  Population × area</w:t>
             </w:r>
           </w:p>
         </w:tc>
@@ -2326,7 +2326,7 @@
                 <w:sz w:val="22"/>
                 <w:szCs w:val="22"/>
               </w:rPr>
-              <w:t xml:space="preserve">10. People settle near rivers, lakes and coasts mainly because of:</w:t>
+              <w:t xml:space="preserve">10. Farming a plot for a few years and moving to a new plot when the soil becomes poor is called:</w:t>
             </w:r>
           </w:p>
           <w:p>
@@ -2340,7 +2340,7 @@
                 <w:sz w:val="22"/>
                 <w:szCs w:val="22"/>
               </w:rPr>
-              <w:t xml:space="preserve">A.  Water</w:t>
+              <w:t xml:space="preserve">A.  Plantation farming</w:t>
             </w:r>
           </w:p>
           <w:p>
@@ -2354,7 +2354,7 @@
                 <w:sz w:val="22"/>
                 <w:szCs w:val="22"/>
               </w:rPr>
-              <w:t xml:space="preserve">B.  Snow</w:t>
+              <w:t xml:space="preserve">B.  Shifting cultivation</w:t>
             </w:r>
           </w:p>
           <w:p>
@@ -2368,7 +2368,7 @@
                 <w:sz w:val="22"/>
                 <w:szCs w:val="22"/>
               </w:rPr>
-              <w:t xml:space="preserve">C.  Mountains</w:t>
+              <w:t xml:space="preserve">C.  Irrigation</w:t>
             </w:r>
           </w:p>
           <w:p>
@@ -2382,7 +2382,7 @@
                 <w:sz w:val="22"/>
                 <w:szCs w:val="22"/>
               </w:rPr>
-              <w:t xml:space="preserve">D.  Deserts</w:t>
+              <w:t xml:space="preserve">D.  Mixed farming</w:t>
             </w:r>
           </w:p>
         </w:tc>
@@ -2432,7 +2432,7 @@
           <w:sz w:val="24"/>
           <w:szCs w:val="24"/>
         </w:rPr>
-        <w:t xml:space="preserve"> inhabitants with an area of </w:t>
+        <w:t xml:space="preserve"> inhabitants recorded </w:t>
       </w:r>
       <w:r>
         <w:rPr>
@@ -2442,7 +2442,7 @@
           <w:sz w:val="24"/>
           <w:szCs w:val="24"/>
         </w:rPr>
-        <w:t xml:space="preserve">400 km²</w:t>
+        <w:t xml:space="preserve">7,000</w:t>
       </w:r>
       <w:r>
         <w:rPr>
@@ -2450,7 +2450,7 @@
           <w:sz w:val="24"/>
           <w:szCs w:val="24"/>
         </w:rPr>
-        <w:t xml:space="preserve"> recorded </w:t>
+        <w:t xml:space="preserve"> births and </w:t>
       </w:r>
       <w:r>
         <w:rPr>
@@ -2460,7 +2460,7 @@
           <w:sz w:val="24"/>
           <w:szCs w:val="24"/>
         </w:rPr>
-        <w:t xml:space="preserve">7,000</w:t>
+        <w:t xml:space="preserve">1,600</w:t>
       </w:r>
       <w:r>
         <w:rPr>
@@ -2468,25 +2468,7 @@
           <w:sz w:val="24"/>
           <w:szCs w:val="24"/>
         </w:rPr>
-        <w:t xml:space="preserve"> births and </w:t>
-      </w:r>
-      <w:r>
-        <w:rPr>
-          <w:rFonts w:ascii="Times New Roman" w:cs="Times New Roman" w:eastAsia="Times New Roman" w:hAnsi="Times New Roman"/>
-          <w:b/>
-          <w:bCs/>
-          <w:sz w:val="24"/>
-          <w:szCs w:val="24"/>
-        </w:rPr>
-        <w:t xml:space="preserve">1,600</w:t>
-      </w:r>
-      <w:r>
-        <w:rPr>
-          <w:rFonts w:ascii="Times New Roman" w:cs="Times New Roman" w:eastAsia="Times New Roman" w:hAnsi="Times New Roman"/>
-          <w:sz w:val="24"/>
-          <w:szCs w:val="24"/>
-        </w:rPr>
-        <w:t xml:space="preserve"> deaths in one year. Write the formula, then calculate:</w:t>
+        <w:t xml:space="preserve"> deaths in one year.</w:t>
       </w:r>
     </w:p>
     <w:tbl>
@@ -2537,7 +2519,7 @@
                 <w:sz w:val="24"/>
                 <w:szCs w:val="24"/>
               </w:rPr>
-              <w:t xml:space="preserve"> The birth rate </w:t>
+              <w:t xml:space="preserve"> Write the formula of the birth rate </w:t>
             </w:r>
             <w:r>
               <w:rPr>
@@ -2616,7 +2598,7 @@
                 <w:sz w:val="24"/>
                 <w:szCs w:val="24"/>
               </w:rPr>
-              <w:t xml:space="preserve"> The death rate </w:t>
+              <w:t xml:space="preserve"> Write the formula of the death rate </w:t>
             </w:r>
             <w:r>
               <w:rPr>
@@ -2697,7 +2679,7 @@
                 <w:sz w:val="24"/>
                 <w:szCs w:val="24"/>
               </w:rPr>
-              <w:t xml:space="preserve"> The natural growth rate </w:t>
+              <w:t xml:space="preserve"> Calculate the birth rate </w:t>
             </w:r>
             <w:r>
               <w:rPr>
@@ -2776,7 +2758,7 @@
                 <w:sz w:val="24"/>
                 <w:szCs w:val="24"/>
               </w:rPr>
-              <w:t xml:space="preserve"> The population density </w:t>
+              <w:t xml:space="preserve"> Calculate the death rate </w:t>
             </w:r>
             <w:r>
               <w:rPr>
